--- a/Training Materials/8. PostgreSQL/1. Querying Data from PostgreSQL/Hands On Assignments/2. Hands On Exercises - PostgreSQL  Joins and Subqueries.docx
+++ b/Training Materials/8. PostgreSQL/1. Querying Data from PostgreSQL/Hands On Assignments/2. Hands On Exercises - PostgreSQL  Joins and Subqueries.docx
@@ -1,6 +1,6 @@
 
 <file path=word/document.xml><?xml version="1.0" encoding="utf-8"?>
-<w:document xmlns:wpc="http://schemas.microsoft.com/office/word/2010/wordprocessingCanvas" xmlns:cx="http://schemas.microsoft.com/office/drawing/2014/chartex" xmlns:cx1="http://schemas.microsoft.com/office/drawing/2015/9/8/chartex" xmlns:cx2="http://schemas.microsoft.com/office/drawing/2015/10/21/chartex" xmlns:cx3="http://schemas.microsoft.com/office/drawing/2016/5/9/chartex" xmlns:cx4="http://schemas.microsoft.com/office/drawing/2016/5/10/chartex" xmlns:cx5="http://schemas.microsoft.com/office/drawing/2016/5/11/chartex" xmlns:cx6="http://schemas.microsoft.com/office/drawing/2016/5/12/chartex" xmlns:cx7="http://schemas.microsoft.com/office/drawing/2016/5/13/chartex" xmlns:cx8="http://schemas.microsoft.com/office/drawing/2016/5/14/chartex" xmlns:mc="http://schemas.openxmlformats.org/markup-compatibility/2006" xmlns:aink="http://schemas.microsoft.com/office/drawing/2016/ink" xmlns:am3d="http://schemas.microsoft.com/office/drawing/2017/model3d" xmlns:o="urn:schemas-microsoft-com:office:office" xmlns:oel="http://schemas.microsoft.com/office/2019/extlst" xmlns:r="http://schemas.openxmlformats.org/officeDocument/2006/relationships" xmlns:m="http://schemas.openxmlformats.org/officeDocument/2006/math" xmlns:v="urn:schemas-microsoft-com:vml" xmlns:wp14="http://schemas.microsoft.com/office/word/2010/wordprocessingDrawing" xmlns:wp="http://schemas.openxmlformats.org/drawingml/2006/wordprocessingDrawing" xmlns:w10="urn:schemas-microsoft-com:office:word" xmlns:w="http://schemas.openxmlformats.org/wordprocessingml/2006/main" xmlns:w14="http://schemas.microsoft.com/office/word/2010/wordml" xmlns:w15="http://schemas.microsoft.com/office/word/2012/wordml" xmlns:w16cex="http://schemas.microsoft.com/office/word/2018/wordml/cex" xmlns:w16cid="http://schemas.microsoft.com/office/word/2016/wordml/cid" xmlns:w16="http://schemas.microsoft.com/office/word/2018/wordml" xmlns:w16du="http://schemas.microsoft.com/office/word/2023/wordml/word16du" xmlns:w16sdtdh="http://schemas.microsoft.com/office/word/2020/wordml/sdtdatahash" xmlns:w16sdtfl="http://schemas.microsoft.com/office/word/2024/wordml/sdtformatlock" xmlns:w16se="http://schemas.microsoft.com/office/word/2015/wordml/symex" xmlns:wpg="http://schemas.microsoft.com/office/word/2010/wordprocessingGroup" xmlns:wpi="http://schemas.microsoft.com/office/word/2010/wordprocessingInk" xmlns:wne="http://schemas.microsoft.com/office/word/2006/wordml" xmlns:wps="http://schemas.microsoft.com/office/word/2010/wordprocessingShape" xmlns:a="http://schemas.openxmlformats.org/drawingml/2006/main" xmlns:pic="http://schemas.openxmlformats.org/drawingml/2006/picture" mc:Ignorable="w14 w15 w16se w16cid w16 w16cex w16sdtdh w16sdtfl w16du wp14">
+<w:document xmlns:wpc="http://schemas.microsoft.com/office/word/2010/wordprocessingCanvas" xmlns:cx="http://schemas.microsoft.com/office/drawing/2014/chartex" xmlns:cx1="http://schemas.microsoft.com/office/drawing/2015/9/8/chartex" xmlns:cx2="http://schemas.microsoft.com/office/drawing/2015/10/21/chartex" xmlns:cx3="http://schemas.microsoft.com/office/drawing/2016/5/9/chartex" xmlns:cx4="http://schemas.microsoft.com/office/drawing/2016/5/10/chartex" xmlns:cx5="http://schemas.microsoft.com/office/drawing/2016/5/11/chartex" xmlns:cx6="http://schemas.microsoft.com/office/drawing/2016/5/12/chartex" xmlns:cx7="http://schemas.microsoft.com/office/drawing/2016/5/13/chartex" xmlns:cx8="http://schemas.microsoft.com/office/drawing/2016/5/14/chartex" xmlns:mc="http://schemas.openxmlformats.org/markup-compatibility/2006" xmlns:aink="http://schemas.microsoft.com/office/drawing/2016/ink" xmlns:am3d="http://schemas.microsoft.com/office/drawing/2017/model3d" xmlns:o="urn:schemas-microsoft-com:office:office" xmlns:oel="http://schemas.microsoft.com/office/2019/extlst" xmlns:r="http://schemas.openxmlformats.org/officeDocument/2006/relationships" xmlns:m="http://schemas.openxmlformats.org/officeDocument/2006/math" xmlns:v="urn:schemas-microsoft-com:vml" xmlns:wp14="http://schemas.microsoft.com/office/word/2010/wordprocessingDrawing" xmlns:wp="http://schemas.openxmlformats.org/drawingml/2006/wordprocessingDrawing" xmlns:w10="urn:schemas-microsoft-com:office:word" xmlns:w="http://schemas.openxmlformats.org/wordprocessingml/2006/main" xmlns:w14="http://schemas.microsoft.com/office/word/2010/wordml" xmlns:w15="http://schemas.microsoft.com/office/word/2012/wordml" xmlns:w16cex="http://schemas.microsoft.com/office/word/2018/wordml/cex" xmlns:w16cid="http://schemas.microsoft.com/office/word/2016/wordml/cid" xmlns:w16="http://schemas.microsoft.com/office/word/2018/wordml" xmlns:w16du="http://schemas.microsoft.com/office/word/2023/wordml/word16du" xmlns:w16sdtdh="http://schemas.microsoft.com/office/word/2020/wordml/sdtdatahash" xmlns:w16sdtfl="http://schemas.microsoft.com/office/word/2024/wordml/sdtformatlock" xmlns:w16se="http://schemas.microsoft.com/office/word/2015/wordml/symex" xmlns:wpg="http://schemas.microsoft.com/office/word/2010/wordprocessingGroup" xmlns:wpi="http://schemas.microsoft.com/office/word/2010/wordprocessingInk" xmlns:wne="http://schemas.microsoft.com/office/word/2006/wordml" xmlns:wps="http://schemas.microsoft.com/office/word/2010/wordprocessingShape" mc:Ignorable="w14 w15 w16se w16cid w16 w16cex w16sdtdh w16sdtfl w16du wp14">
   <w:body>
     <w:p>
       <w:pPr>
@@ -15,21 +15,23 @@
           <w:sz w:val="40"/>
           <w:szCs w:val="40"/>
         </w:rPr>
-        <w:t xml:space="preserve">Hands On Exercises - PostgreSQL </w:t>
-      </w:r>
+        <w:t xml:space="preserve">Hands On Exercises - </w:t>
+      </w:r>
+      <w:proofErr w:type="gramStart"/>
       <w:r>
         <w:rPr>
           <w:sz w:val="40"/>
           <w:szCs w:val="40"/>
         </w:rPr>
-        <w:t xml:space="preserve"> </w:t>
-      </w:r>
+        <w:t>PostgreSQL  Joins</w:t>
+      </w:r>
+      <w:proofErr w:type="gramEnd"/>
       <w:r>
         <w:rPr>
           <w:sz w:val="40"/>
           <w:szCs w:val="40"/>
         </w:rPr>
-        <w:t>Joins and Subqueries</w:t>
+        <w:t xml:space="preserve"> and Subqueries</w:t>
       </w:r>
     </w:p>
     <w:p>
@@ -45,9 +47,9 @@
       <w:pPr>
         <w:pStyle w:val="NormalWeb"/>
         <w:shd w:val="clear" w:color="auto" w:fill="FFFFFF" w:themeFill="background1"/>
-        <w:spacing w:beforeAutospacing="off" w:after="150" w:afterAutospacing="off"/>
-        <w:rPr>
-          <w:rFonts w:ascii="Tahoma" w:hAnsi="Tahoma" w:eastAsia="Tahoma" w:cs="Tahoma"/>
+        <w:spacing w:beforeAutospacing="0" w:after="150" w:afterAutospacing="0"/>
+        <w:rPr>
+          <w:rFonts w:ascii="Tahoma" w:eastAsia="Tahoma" w:hAnsi="Tahoma" w:cs="Tahoma"/>
           <w:color w:val="333333"/>
           <w:sz w:val="21"/>
           <w:szCs w:val="21"/>
@@ -55,67 +57,49 @@
       </w:pPr>
       <w:r>
         <w:rPr>
-          <w:rFonts w:ascii="Tahoma" w:hAnsi="Tahoma" w:eastAsia="Tahoma" w:cs="Tahoma"/>
+          <w:rFonts w:ascii="Tahoma" w:eastAsia="Tahoma" w:hAnsi="Tahoma" w:cs="Tahoma"/>
           <w:color w:val="333333"/>
           <w:sz w:val="21"/>
           <w:szCs w:val="21"/>
           <w:shd w:val="clear" w:color="auto" w:fill="FFFFFF"/>
         </w:rPr>
-        <w:t xml:space="preserve">This </w:t>
-      </w:r>
-      <w:r>
-        <w:rPr>
-          <w:rFonts w:ascii="Tahoma" w:hAnsi="Tahoma" w:eastAsia="Tahoma" w:cs="Tahoma"/>
+        <w:t xml:space="preserve">This lab deals primarily with a foundational concept in relational database systems: joining. Joining allows you to combine related information from multiple tables to answer a question. This isn't just beneficial for </w:t>
+      </w:r>
+      <w:proofErr w:type="gramStart"/>
+      <w:r>
+        <w:rPr>
+          <w:rFonts w:ascii="Tahoma" w:eastAsia="Tahoma" w:hAnsi="Tahoma" w:cs="Tahoma"/>
           <w:color w:val="333333"/>
           <w:sz w:val="21"/>
           <w:szCs w:val="21"/>
           <w:shd w:val="clear" w:color="auto" w:fill="FFFFFF"/>
         </w:rPr>
-        <w:t xml:space="preserve">lab </w:t>
-      </w:r>
-      <w:r>
-        <w:rPr>
-          <w:rFonts w:ascii="Tahoma" w:hAnsi="Tahoma" w:eastAsia="Tahoma" w:cs="Tahoma"/>
+        <w:t>ease of querying</w:t>
+      </w:r>
+      <w:proofErr w:type="gramEnd"/>
+      <w:r>
+        <w:rPr>
+          <w:rFonts w:ascii="Tahoma" w:eastAsia="Tahoma" w:hAnsi="Tahoma" w:cs="Tahoma"/>
           <w:color w:val="333333"/>
           <w:sz w:val="21"/>
           <w:szCs w:val="21"/>
           <w:shd w:val="clear" w:color="auto" w:fill="FFFFFF"/>
         </w:rPr>
-        <w:t xml:space="preserve">deals primarily with a foundational concept in relational database systems: joining. Joining allows you to combine related information from multiple tables to answer a question. This </w:t>
-      </w:r>
-      <w:r>
-        <w:rPr>
-          <w:rFonts w:ascii="Tahoma" w:hAnsi="Tahoma" w:eastAsia="Tahoma" w:cs="Tahoma"/>
+        <w:t xml:space="preserve">: a lack of join capability encourages </w:t>
+      </w:r>
+      <w:r>
+        <w:rPr>
+          <w:rFonts w:ascii="Tahoma" w:eastAsia="Tahoma" w:hAnsi="Tahoma" w:cs="Tahoma"/>
           <w:color w:val="333333"/>
           <w:sz w:val="21"/>
           <w:szCs w:val="21"/>
           <w:shd w:val="clear" w:color="auto" w:fill="FFFFFF"/>
         </w:rPr>
-        <w:t>isn't</w:t>
-      </w:r>
-      <w:r>
-        <w:rPr>
-          <w:rFonts w:ascii="Tahoma" w:hAnsi="Tahoma" w:eastAsia="Tahoma" w:cs="Tahoma"/>
-          <w:color w:val="333333"/>
-          <w:sz w:val="21"/>
-          <w:szCs w:val="21"/>
-          <w:shd w:val="clear" w:color="auto" w:fill="FFFFFF"/>
-        </w:rPr>
-        <w:t xml:space="preserve"> just beneficial for ease of querying: a lack of join capability encourages </w:t>
-      </w:r>
-      <w:r>
-        <w:rPr>
-          <w:rFonts w:ascii="Tahoma" w:hAnsi="Tahoma" w:eastAsia="Tahoma" w:cs="Tahoma"/>
-          <w:color w:val="333333"/>
-          <w:sz w:val="21"/>
-          <w:szCs w:val="21"/>
-          <w:shd w:val="clear" w:color="auto" w:fill="FFFFFF"/>
-        </w:rPr>
         <w:t>denormalization</w:t>
       </w:r>
       <w:r>
         <w:rPr>
-          <w:rFonts w:ascii="Tahoma" w:hAnsi="Tahoma" w:eastAsia="Tahoma" w:cs="Tahoma"/>
+          <w:rFonts w:ascii="Tahoma" w:eastAsia="Tahoma" w:hAnsi="Tahoma" w:cs="Tahoma"/>
           <w:color w:val="333333"/>
           <w:sz w:val="21"/>
           <w:szCs w:val="21"/>
@@ -130,7 +114,7 @@
         <w:shd w:val="clear" w:color="auto" w:fill="FFFFFF"/>
         <w:spacing w:beforeAutospacing="0" w:after="150" w:afterAutospacing="0"/>
         <w:rPr>
-          <w:rFonts w:ascii="Tahoma" w:hAnsi="Tahoma" w:eastAsia="Tahoma" w:cs="Tahoma"/>
+          <w:rFonts w:ascii="Tahoma" w:eastAsia="Tahoma" w:hAnsi="Tahoma" w:cs="Tahoma"/>
           <w:color w:val="333333"/>
           <w:sz w:val="21"/>
           <w:szCs w:val="21"/>
@@ -139,23 +123,35 @@
       </w:pPr>
       <w:r>
         <w:rPr>
-          <w:rFonts w:ascii="Tahoma" w:hAnsi="Tahoma" w:eastAsia="Tahoma" w:cs="Tahoma"/>
+          <w:rFonts w:ascii="Tahoma" w:eastAsia="Tahoma" w:hAnsi="Tahoma" w:cs="Tahoma"/>
           <w:color w:val="333333"/>
           <w:sz w:val="21"/>
           <w:szCs w:val="21"/>
           <w:shd w:val="clear" w:color="auto" w:fill="FFFFFF"/>
         </w:rPr>
-        <w:t>This topic covers inner, outer, and self joins, as well as spending a little time on subqueries (queries within queries)</w:t>
-      </w:r>
-      <w:r>
-        <w:rPr>
-          <w:rFonts w:ascii="Tahoma" w:hAnsi="Tahoma" w:eastAsia="Tahoma" w:cs="Tahoma"/>
+        <w:t xml:space="preserve">This topic covers inner, outer, and </w:t>
+      </w:r>
+      <w:proofErr w:type="gramStart"/>
+      <w:r>
+        <w:rPr>
+          <w:rFonts w:ascii="Tahoma" w:eastAsia="Tahoma" w:hAnsi="Tahoma" w:cs="Tahoma"/>
           <w:color w:val="333333"/>
           <w:sz w:val="21"/>
           <w:szCs w:val="21"/>
           <w:shd w:val="clear" w:color="auto" w:fill="FFFFFF"/>
         </w:rPr>
-        <w:t>.</w:t>
+        <w:t>self joins</w:t>
+      </w:r>
+      <w:proofErr w:type="gramEnd"/>
+      <w:r>
+        <w:rPr>
+          <w:rFonts w:ascii="Tahoma" w:eastAsia="Tahoma" w:hAnsi="Tahoma" w:cs="Tahoma"/>
+          <w:color w:val="333333"/>
+          <w:sz w:val="21"/>
+          <w:szCs w:val="21"/>
+          <w:shd w:val="clear" w:color="auto" w:fill="FFFFFF"/>
+        </w:rPr>
+        <w:t>, as well as spending a little time on subqueries (queries within queries).</w:t>
       </w:r>
     </w:p>
     <w:p>
@@ -164,7 +160,7 @@
         <w:shd w:val="clear" w:color="auto" w:fill="FFFFFF"/>
         <w:spacing w:beforeAutospacing="0" w:after="150" w:afterAutospacing="0"/>
         <w:rPr>
-          <w:rFonts w:ascii="Tahoma" w:hAnsi="Tahoma" w:eastAsia="Tahoma" w:cs="Tahoma"/>
+          <w:rFonts w:ascii="Tahoma" w:eastAsia="Tahoma" w:hAnsi="Tahoma" w:cs="Tahoma"/>
           <w:color w:val="333333"/>
           <w:sz w:val="21"/>
           <w:szCs w:val="21"/>
@@ -176,9 +172,9 @@
       <w:pPr>
         <w:pStyle w:val="NormalWeb"/>
         <w:shd w:val="clear" w:color="auto" w:fill="FFFFFF" w:themeFill="background1"/>
-        <w:spacing w:beforeAutospacing="off" w:after="150" w:afterAutospacing="off"/>
-        <w:rPr>
-          <w:rFonts w:ascii="Tahoma" w:hAnsi="Tahoma" w:eastAsia="Tahoma" w:cs="Tahoma"/>
+        <w:spacing w:beforeAutospacing="0" w:after="150" w:afterAutospacing="0"/>
+        <w:rPr>
+          <w:rFonts w:ascii="Tahoma" w:eastAsia="Tahoma" w:hAnsi="Tahoma" w:cs="Tahoma"/>
           <w:color w:val="333333"/>
           <w:sz w:val="21"/>
           <w:szCs w:val="21"/>
@@ -187,62 +183,66 @@
       </w:pPr>
       <w:r>
         <w:rPr>
-          <w:rFonts w:ascii="Tahoma" w:hAnsi="Tahoma" w:eastAsia="Tahoma" w:cs="Tahoma"/>
+          <w:rFonts w:ascii="Tahoma" w:eastAsia="Tahoma" w:hAnsi="Tahoma" w:cs="Tahoma"/>
           <w:color w:val="333333"/>
           <w:sz w:val="21"/>
           <w:szCs w:val="21"/>
           <w:shd w:val="clear" w:color="auto" w:fill="FFFFFF"/>
         </w:rPr>
-        <w:t xml:space="preserve">Use the </w:t>
-      </w:r>
-      <w:r>
-        <w:rPr>
-          <w:rFonts w:ascii="Tahoma" w:hAnsi="Tahoma" w:eastAsia="Tahoma" w:cs="Tahoma"/>
-          <w:color w:val="333333"/>
-          <w:sz w:val="21"/>
-          <w:szCs w:val="21"/>
-          <w:shd w:val="clear" w:color="auto" w:fill="FFFFFF"/>
-        </w:rPr>
-        <w:t>database created earlier.</w:t>
-      </w:r>
-    </w:p>
-    <w:p>
-      <w:pPr>
-        <w:pStyle w:val="NormalWeb"/>
-        <w:suppressLineNumbers w:val="0"/>
-        <w:shd w:val="clear" w:color="auto" w:fill="FFFFFF" w:themeFill="background1"/>
-        <w:bidi w:val="0"/>
-        <w:spacing w:before="0" w:beforeAutospacing="off" w:after="150" w:afterAutospacing="off" w:line="259" w:lineRule="auto"/>
-        <w:ind w:left="0" w:right="0"/>
-        <w:jc w:val="left"/>
-        <w:rPr>
-          <w:rFonts w:ascii="Tahoma" w:hAnsi="Tahoma" w:eastAsia="Tahoma" w:cs="Tahoma"/>
-          <w:noProof w:val="0"/>
-          <w:color w:val="333333"/>
-          <w:sz w:val="21"/>
-          <w:szCs w:val="21"/>
-          <w:lang w:val="en-US"/>
-        </w:rPr>
-      </w:pPr>
-      <w:r>
-        <w:rPr>
-          <w:rFonts w:ascii="Tahoma" w:hAnsi="Tahoma" w:eastAsia="Tahoma" w:cs="Tahoma"/>
-          <w:noProof w:val="0"/>
-          <w:color w:val="333333"/>
-          <w:sz w:val="21"/>
-          <w:szCs w:val="21"/>
-          <w:lang w:val="en-US"/>
-        </w:rPr>
-        <w:t>Name the script “joins_and_subqueries.sql”</w:t>
+        <w:t>Use the database created earlier.</w:t>
       </w:r>
     </w:p>
     <w:p>
       <w:pPr>
         <w:pStyle w:val="NormalWeb"/>
         <w:shd w:val="clear" w:color="auto" w:fill="FFFFFF" w:themeFill="background1"/>
-        <w:spacing w:beforeAutospacing="off" w:after="150" w:afterAutospacing="off"/>
-        <w:rPr>
-          <w:rFonts w:ascii="Tahoma" w:hAnsi="Tahoma" w:eastAsia="Tahoma" w:cs="Tahoma"/>
+        <w:spacing w:beforeAutospacing="0" w:after="150" w:afterAutospacing="0" w:line="259" w:lineRule="auto"/>
+        <w:rPr>
+          <w:rFonts w:ascii="Tahoma" w:eastAsia="Tahoma" w:hAnsi="Tahoma" w:cs="Tahoma"/>
+          <w:color w:val="333333"/>
+          <w:sz w:val="21"/>
+          <w:szCs w:val="21"/>
+        </w:rPr>
+      </w:pPr>
+      <w:r>
+        <w:rPr>
+          <w:rFonts w:ascii="Tahoma" w:eastAsia="Tahoma" w:hAnsi="Tahoma" w:cs="Tahoma"/>
+          <w:color w:val="333333"/>
+          <w:sz w:val="21"/>
+          <w:szCs w:val="21"/>
+        </w:rPr>
+        <w:t>Name the script “</w:t>
+      </w:r>
+      <w:proofErr w:type="spellStart"/>
+      <w:r>
+        <w:rPr>
+          <w:rFonts w:ascii="Tahoma" w:eastAsia="Tahoma" w:hAnsi="Tahoma" w:cs="Tahoma"/>
+          <w:b/>
+          <w:bCs/>
+          <w:color w:val="333333"/>
+          <w:sz w:val="21"/>
+          <w:szCs w:val="21"/>
+        </w:rPr>
+        <w:t>joins_and_subqueries.sql</w:t>
+      </w:r>
+      <w:proofErr w:type="spellEnd"/>
+      <w:r>
+        <w:rPr>
+          <w:rFonts w:ascii="Tahoma" w:eastAsia="Tahoma" w:hAnsi="Tahoma" w:cs="Tahoma"/>
+          <w:color w:val="333333"/>
+          <w:sz w:val="21"/>
+          <w:szCs w:val="21"/>
+        </w:rPr>
+        <w:t>”</w:t>
+      </w:r>
+    </w:p>
+    <w:p>
+      <w:pPr>
+        <w:pStyle w:val="NormalWeb"/>
+        <w:shd w:val="clear" w:color="auto" w:fill="FFFFFF" w:themeFill="background1"/>
+        <w:spacing w:beforeAutospacing="0" w:after="150" w:afterAutospacing="0"/>
+        <w:rPr>
+          <w:rFonts w:ascii="Tahoma" w:eastAsia="Tahoma" w:hAnsi="Tahoma" w:cs="Tahoma"/>
           <w:color w:val="333333"/>
           <w:sz w:val="21"/>
           <w:szCs w:val="21"/>
@@ -263,6 +263,7 @@
           <w:shd w:val="clear" w:color="auto" w:fill="FFFFFF"/>
         </w:rPr>
       </w:pPr>
+      <w:proofErr w:type="gramStart"/>
       <w:r>
         <w:rPr>
           <w:b w:val="0"/>
@@ -272,7 +273,19 @@
           <w:szCs w:val="54"/>
           <w:shd w:val="clear" w:color="auto" w:fill="FFFFFF"/>
         </w:rPr>
-        <w:t>Retrieve the start times of members' bookings</w:t>
+        <w:t>Retrieve</w:t>
+      </w:r>
+      <w:proofErr w:type="gramEnd"/>
+      <w:r>
+        <w:rPr>
+          <w:b w:val="0"/>
+          <w:bCs w:val="0"/>
+          <w:color w:val="333333"/>
+          <w:sz w:val="54"/>
+          <w:szCs w:val="54"/>
+          <w:shd w:val="clear" w:color="auto" w:fill="FFFFFF"/>
+        </w:rPr>
+        <w:t xml:space="preserve"> the start times of members' bookings</w:t>
       </w:r>
     </w:p>
     <w:p>
@@ -328,6 +341,7 @@
         <w:rPr>
           <w:noProof/>
         </w:rPr>
+        <w:lastRenderedPageBreak/>
         <w:drawing>
           <wp:inline distT="0" distB="0" distL="114300" distR="114300" wp14:anchorId="23FCA5F7" wp14:editId="07777777">
             <wp:extent cx="3771900" cy="3876675"/>
@@ -426,6 +440,7 @@
         <w:rPr>
           <w:noProof/>
         </w:rPr>
+        <w:lastRenderedPageBreak/>
         <w:drawing>
           <wp:inline distT="0" distB="0" distL="114300" distR="114300" wp14:anchorId="0F94C49F" wp14:editId="07777777">
             <wp:extent cx="3743325" cy="3857625"/>
@@ -524,6 +539,7 @@
         <w:rPr>
           <w:noProof/>
         </w:rPr>
+        <w:lastRenderedPageBreak/>
         <w:drawing>
           <wp:inline distT="0" distB="0" distL="114300" distR="114300" wp14:anchorId="6DB22BF5" wp14:editId="07777777">
             <wp:extent cx="3743325" cy="3857625"/>
@@ -622,6 +638,7 @@
         <w:rPr>
           <w:noProof/>
         </w:rPr>
+        <w:lastRenderedPageBreak/>
         <w:drawing>
           <wp:inline distT="0" distB="0" distL="114300" distR="114300" wp14:anchorId="0F5B2A12" wp14:editId="07777777">
             <wp:extent cx="3800475" cy="3848100"/>
@@ -720,6 +737,7 @@
         <w:rPr>
           <w:noProof/>
         </w:rPr>
+        <w:lastRenderedPageBreak/>
         <w:drawing>
           <wp:inline distT="0" distB="0" distL="114300" distR="114300" wp14:anchorId="02929819" wp14:editId="07777777">
             <wp:extent cx="3933825" cy="3848100"/>
@@ -818,6 +836,7 @@
         <w:rPr>
           <w:noProof/>
         </w:rPr>
+        <w:lastRenderedPageBreak/>
         <w:drawing>
           <wp:inline distT="0" distB="0" distL="114300" distR="114300" wp14:anchorId="566113F9" wp14:editId="07777777">
             <wp:extent cx="3743325" cy="3952875"/>
@@ -920,6 +939,7 @@
         <w:rPr>
           <w:noProof/>
         </w:rPr>
+        <w:lastRenderedPageBreak/>
         <w:drawing>
           <wp:inline distT="0" distB="0" distL="114300" distR="114300" wp14:anchorId="5CB9E465" wp14:editId="07777777">
             <wp:extent cx="3695700" cy="3857625"/>
@@ -1018,6 +1038,7 @@
         <w:rPr>
           <w:noProof/>
         </w:rPr>
+        <w:lastRenderedPageBreak/>
         <w:drawing>
           <wp:inline distT="0" distB="0" distL="114300" distR="114300" wp14:anchorId="628807EC" wp14:editId="07777777">
             <wp:extent cx="3667125" cy="3933825"/>
@@ -1073,7 +1094,7 @@
     </w:p>
     <w:sectPr>
       <w:footerReference w:type="default" r:id="rId23"/>
-      <w:pgSz w:w="11906" w:h="16838" w:orient="portrait"/>
+      <w:pgSz w:w="11906" w:h="16838"/>
       <w:pgMar w:top="1440" w:right="1800" w:bottom="1440" w:left="1800" w:header="720" w:footer="720" w:gutter="0"/>
       <w:cols w:space="720"/>
       <w:docGrid w:linePitch="360"/>
@@ -1102,7 +1123,7 @@
 </file>
 
 <file path=word/footer1.xml><?xml version="1.0" encoding="utf-8"?>
-<w:ftr xmlns:wpc="http://schemas.microsoft.com/office/word/2010/wordprocessingCanvas" xmlns:cx="http://schemas.microsoft.com/office/drawing/2014/chartex" xmlns:cx1="http://schemas.microsoft.com/office/drawing/2015/9/8/chartex" xmlns:cx2="http://schemas.microsoft.com/office/drawing/2015/10/21/chartex" xmlns:cx3="http://schemas.microsoft.com/office/drawing/2016/5/9/chartex" xmlns:cx4="http://schemas.microsoft.com/office/drawing/2016/5/10/chartex" xmlns:cx5="http://schemas.microsoft.com/office/drawing/2016/5/11/chartex" xmlns:cx6="http://schemas.microsoft.com/office/drawing/2016/5/12/chartex" xmlns:cx7="http://schemas.microsoft.com/office/drawing/2016/5/13/chartex" xmlns:cx8="http://schemas.microsoft.com/office/drawing/2016/5/14/chartex" xmlns:mc="http://schemas.openxmlformats.org/markup-compatibility/2006" xmlns:aink="http://schemas.microsoft.com/office/drawing/2016/ink" xmlns:am3d="http://schemas.microsoft.com/office/drawing/2017/model3d" xmlns:o="urn:schemas-microsoft-com:office:office" xmlns:oel="http://schemas.microsoft.com/office/2019/extlst" xmlns:r="http://schemas.openxmlformats.org/officeDocument/2006/relationships" xmlns:m="http://schemas.openxmlformats.org/officeDocument/2006/math" xmlns:v="urn:schemas-microsoft-com:vml" xmlns:wp14="http://schemas.microsoft.com/office/word/2010/wordprocessingDrawing" xmlns:wp="http://schemas.openxmlformats.org/drawingml/2006/wordprocessingDrawing" xmlns:w10="urn:schemas-microsoft-com:office:word" xmlns:w="http://schemas.openxmlformats.org/wordprocessingml/2006/main" xmlns:w14="http://schemas.microsoft.com/office/word/2010/wordml" xmlns:w15="http://schemas.microsoft.com/office/word/2012/wordml" xmlns:w16cex="http://schemas.microsoft.com/office/word/2018/wordml/cex" xmlns:w16cid="http://schemas.microsoft.com/office/word/2016/wordml/cid" xmlns:w16="http://schemas.microsoft.com/office/word/2018/wordml" xmlns:w16du="http://schemas.microsoft.com/office/word/2023/wordml/word16du" xmlns:w16sdtdh="http://schemas.microsoft.com/office/word/2020/wordml/sdtdatahash" xmlns:w16sdtfl="http://schemas.microsoft.com/office/word/2024/wordml/sdtformatlock" xmlns:w16se="http://schemas.microsoft.com/office/word/2015/wordml/symex" xmlns:wpg="http://schemas.microsoft.com/office/word/2010/wordprocessingGroup" xmlns:wpi="http://schemas.microsoft.com/office/word/2010/wordprocessingInk" xmlns:wne="http://schemas.microsoft.com/office/word/2006/wordml" xmlns:wps="http://schemas.microsoft.com/office/word/2010/wordprocessingShape" xmlns:a="http://schemas.openxmlformats.org/drawingml/2006/main" xmlns:a14="http://schemas.microsoft.com/office/drawing/2010/main" mc:Ignorable="w14 w15 w16se w16cid w16 w16cex w16sdtdh w16sdtfl w16du wp14">
+<w:ftr xmlns:wpc="http://schemas.microsoft.com/office/word/2010/wordprocessingCanvas" xmlns:cx="http://schemas.microsoft.com/office/drawing/2014/chartex" xmlns:cx1="http://schemas.microsoft.com/office/drawing/2015/9/8/chartex" xmlns:cx2="http://schemas.microsoft.com/office/drawing/2015/10/21/chartex" xmlns:cx3="http://schemas.microsoft.com/office/drawing/2016/5/9/chartex" xmlns:cx4="http://schemas.microsoft.com/office/drawing/2016/5/10/chartex" xmlns:cx5="http://schemas.microsoft.com/office/drawing/2016/5/11/chartex" xmlns:cx6="http://schemas.microsoft.com/office/drawing/2016/5/12/chartex" xmlns:cx7="http://schemas.microsoft.com/office/drawing/2016/5/13/chartex" xmlns:cx8="http://schemas.microsoft.com/office/drawing/2016/5/14/chartex" xmlns:mc="http://schemas.openxmlformats.org/markup-compatibility/2006" xmlns:aink="http://schemas.microsoft.com/office/drawing/2016/ink" xmlns:am3d="http://schemas.microsoft.com/office/drawing/2017/model3d" xmlns:o="urn:schemas-microsoft-com:office:office" xmlns:oel="http://schemas.microsoft.com/office/2019/extlst" xmlns:r="http://schemas.openxmlformats.org/officeDocument/2006/relationships" xmlns:m="http://schemas.openxmlformats.org/officeDocument/2006/math" xmlns:v="urn:schemas-microsoft-com:vml" xmlns:wp14="http://schemas.microsoft.com/office/word/2010/wordprocessingDrawing" xmlns:wp="http://schemas.openxmlformats.org/drawingml/2006/wordprocessingDrawing" xmlns:w10="urn:schemas-microsoft-com:office:word" xmlns:w="http://schemas.openxmlformats.org/wordprocessingml/2006/main" xmlns:w14="http://schemas.microsoft.com/office/word/2010/wordml" xmlns:w15="http://schemas.microsoft.com/office/word/2012/wordml" xmlns:w16cex="http://schemas.microsoft.com/office/word/2018/wordml/cex" xmlns:w16cid="http://schemas.microsoft.com/office/word/2016/wordml/cid" xmlns:w16="http://schemas.microsoft.com/office/word/2018/wordml" xmlns:w16du="http://schemas.microsoft.com/office/word/2023/wordml/word16du" xmlns:w16sdtdh="http://schemas.microsoft.com/office/word/2020/wordml/sdtdatahash" xmlns:w16sdtfl="http://schemas.microsoft.com/office/word/2024/wordml/sdtformatlock" xmlns:w16se="http://schemas.microsoft.com/office/word/2015/wordml/symex" xmlns:wpg="http://schemas.microsoft.com/office/word/2010/wordprocessingGroup" xmlns:wpi="http://schemas.microsoft.com/office/word/2010/wordprocessingInk" xmlns:wne="http://schemas.microsoft.com/office/word/2006/wordml" xmlns:wps="http://schemas.microsoft.com/office/word/2010/wordprocessingShape" mc:Ignorable="w14 w15 w16se w16cid w16 w16cex w16sdtdh w16sdtfl w16du wp14">
   <w:p>
     <w:pPr>
       <w:pStyle w:val="Footer"/>
@@ -1209,11 +1230,11 @@
         </mc:Choice>
         <mc:Fallback>
           <w:pict>
-            <v:shapetype id="_x0000_t202" coordsize="21600,21600" o:spt="202" path="m,l,21600r21600,l21600,xe" w14:anchorId="09856483">
+            <v:shapetype w14:anchorId="09856483" id="_x0000_t202" coordsize="21600,21600" o:spt="202" path="m,l,21600r21600,l21600,xe">
               <v:stroke joinstyle="miter"/>
               <v:path gradientshapeok="t" o:connecttype="rect"/>
             </v:shapetype>
-            <v:shape id="Text Box 1" style="position:absolute;margin-left:92.8pt;margin-top:0;width:2in;height:2in;z-index:251659264;visibility:visible;mso-wrap-style:none;mso-wrap-distance-left:9pt;mso-wrap-distance-top:0;mso-wrap-distance-right:9pt;mso-wrap-distance-bottom:0;mso-position-horizontal:right;mso-position-horizontal-relative:margin;mso-position-vertical:absolute;mso-position-vertical-relative:text;v-text-anchor:top" o:spid="_x0000_s1026" filled="f" fillcolor="white [3201]" stroked="f" strokeweight=".5pt" type="#_x0000_t202" o:gfxdata="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">
+            <v:shape id="Text Box 1" o:spid="_x0000_s1026" type="#_x0000_t202" style="position:absolute;margin-left:92.8pt;margin-top:0;width:2in;height:2in;z-index:251659264;visibility:visible;mso-wrap-style:none;mso-wrap-distance-left:9pt;mso-wrap-distance-top:0;mso-wrap-distance-right:9pt;mso-wrap-distance-bottom:0;mso-position-horizontal:right;mso-position-horizontal-relative:margin;mso-position-vertical:absolute;mso-position-vertical-relative:text;v-text-anchor:top" o:gfxdata="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" filled="f" fillcolor="white [3201]" stroked="f" strokeweight=".5pt">
               <v:textbox style="mso-fit-shape-to-text:t" inset="0,0,0,0">
                 <w:txbxContent>
                   <w:p>
@@ -1272,7 +1293,7 @@
   <w:docDefaults>
     <w:rPrDefault>
       <w:rPr>
-        <w:rFonts w:ascii="Times New Roman" w:hAnsi="Times New Roman" w:eastAsia="SimSun" w:cs="Times New Roman"/>
+        <w:rFonts w:ascii="Times New Roman" w:eastAsia="SimSun" w:hAnsi="Times New Roman" w:cs="Times New Roman"/>
         <w:lang w:val="en-US" w:eastAsia="ja-JP" w:bidi="ar-SA"/>
       </w:rPr>
     </w:rPrDefault>
@@ -1295,13 +1316,13 @@
     <w:lsdException w:name="Subtitle" w:qFormat="1"/>
     <w:lsdException w:name="Strong" w:qFormat="1"/>
     <w:lsdException w:name="Emphasis" w:qFormat="1"/>
-    <w:lsdException w:name="HTML Top of Form" w:uiPriority="99" w:semiHidden="1" w:unhideWhenUsed="1"/>
-    <w:lsdException w:name="HTML Bottom of Form" w:uiPriority="99" w:semiHidden="1" w:unhideWhenUsed="1"/>
+    <w:lsdException w:name="HTML Top of Form" w:semiHidden="1" w:uiPriority="99" w:unhideWhenUsed="1"/>
+    <w:lsdException w:name="HTML Bottom of Form" w:semiHidden="1" w:uiPriority="99" w:unhideWhenUsed="1"/>
     <w:lsdException w:name="Normal Table" w:semiHidden="1" w:unhideWhenUsed="1" w:qFormat="1"/>
-    <w:lsdException w:name="No List" w:uiPriority="99" w:semiHidden="1" w:unhideWhenUsed="1"/>
-    <w:lsdException w:name="Outline List 1" w:uiPriority="99" w:semiHidden="1" w:unhideWhenUsed="1"/>
-    <w:lsdException w:name="Outline List 2" w:uiPriority="99" w:semiHidden="1" w:unhideWhenUsed="1"/>
-    <w:lsdException w:name="Outline List 3" w:uiPriority="99" w:semiHidden="1" w:unhideWhenUsed="1"/>
+    <w:lsdException w:name="No List" w:semiHidden="1" w:uiPriority="99" w:unhideWhenUsed="1"/>
+    <w:lsdException w:name="Outline List 1" w:semiHidden="1" w:uiPriority="99" w:unhideWhenUsed="1"/>
+    <w:lsdException w:name="Outline List 2" w:semiHidden="1" w:uiPriority="99" w:unhideWhenUsed="1"/>
+    <w:lsdException w:name="Outline List 3" w:semiHidden="1" w:uiPriority="99" w:unhideWhenUsed="1"/>
     <w:lsdException w:name="Table Simple 1" w:semiHidden="1" w:unhideWhenUsed="1"/>
     <w:lsdException w:name="Table Simple 2" w:semiHidden="1" w:unhideWhenUsed="1"/>
     <w:lsdException w:name="Table Simple 3" w:semiHidden="1" w:unhideWhenUsed="1"/>
@@ -1345,8 +1366,8 @@
     <w:lsdException w:name="Table Web 2" w:semiHidden="1" w:unhideWhenUsed="1"/>
     <w:lsdException w:name="Table Web 3" w:semiHidden="1" w:unhideWhenUsed="1"/>
     <w:lsdException w:name="Table Theme" w:semiHidden="1" w:unhideWhenUsed="1"/>
-    <w:lsdException w:name="Placeholder Text" w:uiPriority="99" w:semiHidden="1" w:unhideWhenUsed="1"/>
-    <w:lsdException w:name="No Spacing" w:uiPriority="99" w:semiHidden="1" w:unhideWhenUsed="1"/>
+    <w:lsdException w:name="Placeholder Text" w:semiHidden="1" w:uiPriority="99" w:unhideWhenUsed="1"/>
+    <w:lsdException w:name="No Spacing" w:semiHidden="1" w:uiPriority="99" w:unhideWhenUsed="1"/>
     <w:lsdException w:name="Light Shading" w:uiPriority="60"/>
     <w:lsdException w:name="Light List" w:uiPriority="61"/>
     <w:lsdException w:name="Light Grid" w:uiPriority="62"/>
@@ -1367,10 +1388,10 @@
     <w:lsdException w:name="Medium Shading 1 Accent 1" w:uiPriority="63"/>
     <w:lsdException w:name="Medium Shading 2 Accent 1" w:uiPriority="64"/>
     <w:lsdException w:name="Medium List 1 Accent 1" w:uiPriority="65"/>
-    <w:lsdException w:name="Revision" w:uiPriority="99" w:semiHidden="1" w:unhideWhenUsed="1"/>
-    <w:lsdException w:name="List Paragraph" w:uiPriority="99" w:semiHidden="1" w:unhideWhenUsed="1"/>
-    <w:lsdException w:name="Quote" w:uiPriority="99" w:semiHidden="1" w:unhideWhenUsed="1"/>
-    <w:lsdException w:name="Intense Quote" w:uiPriority="99" w:semiHidden="1" w:unhideWhenUsed="1"/>
+    <w:lsdException w:name="Revision" w:semiHidden="1" w:uiPriority="99" w:unhideWhenUsed="1"/>
+    <w:lsdException w:name="List Paragraph" w:semiHidden="1" w:uiPriority="99" w:unhideWhenUsed="1"/>
+    <w:lsdException w:name="Quote" w:semiHidden="1" w:uiPriority="99" w:unhideWhenUsed="1"/>
+    <w:lsdException w:name="Intense Quote" w:semiHidden="1" w:uiPriority="99" w:unhideWhenUsed="1"/>
     <w:lsdException w:name="Medium List 2 Accent 1" w:uiPriority="66"/>
     <w:lsdException w:name="Medium Grid 1 Accent 1" w:uiPriority="67"/>
     <w:lsdException w:name="Medium Grid 2 Accent 1" w:uiPriority="68"/>
@@ -1454,8 +1475,8 @@
     <w:lsdException w:name="Subtle Reference" w:uiPriority="31" w:qFormat="1"/>
     <w:lsdException w:name="Intense Reference" w:uiPriority="32" w:qFormat="1"/>
     <w:lsdException w:name="Book Title" w:uiPriority="33" w:qFormat="1"/>
-    <w:lsdException w:name="Bibliography" w:uiPriority="37" w:semiHidden="1" w:unhideWhenUsed="1"/>
-    <w:lsdException w:name="TOC Heading" w:uiPriority="39" w:semiHidden="1" w:unhideWhenUsed="1" w:qFormat="1"/>
+    <w:lsdException w:name="Bibliography" w:semiHidden="1" w:uiPriority="37" w:unhideWhenUsed="1"/>
+    <w:lsdException w:name="TOC Heading" w:semiHidden="1" w:uiPriority="39" w:unhideWhenUsed="1" w:qFormat="1"/>
     <w:lsdException w:name="Plain Table 1" w:uiPriority="41"/>
     <w:lsdException w:name="Plain Table 2" w:uiPriority="42"/>
     <w:lsdException w:name="Plain Table 3" w:uiPriority="43"/>
@@ -1560,17 +1581,17 @@
     <w:lsdException w:name="List Table 5 Dark Accent 6" w:uiPriority="50"/>
     <w:lsdException w:name="List Table 6 Colorful Accent 6" w:uiPriority="51"/>
     <w:lsdException w:name="List Table 7 Colorful Accent 6" w:uiPriority="52"/>
-    <w:lsdException w:name="Mention" w:uiPriority="99" w:semiHidden="1" w:unhideWhenUsed="1"/>
-    <w:lsdException w:name="Smart Hyperlink" w:uiPriority="99" w:semiHidden="1" w:unhideWhenUsed="1"/>
-    <w:lsdException w:name="Hashtag" w:uiPriority="99" w:semiHidden="1" w:unhideWhenUsed="1"/>
-    <w:lsdException w:name="Unresolved Mention" w:uiPriority="99" w:semiHidden="1" w:unhideWhenUsed="1"/>
-    <w:lsdException w:name="Smart Link" w:uiPriority="99" w:semiHidden="1" w:unhideWhenUsed="1"/>
+    <w:lsdException w:name="Mention" w:semiHidden="1" w:uiPriority="99" w:unhideWhenUsed="1"/>
+    <w:lsdException w:name="Smart Hyperlink" w:semiHidden="1" w:uiPriority="99" w:unhideWhenUsed="1"/>
+    <w:lsdException w:name="Hashtag" w:semiHidden="1" w:uiPriority="99" w:unhideWhenUsed="1"/>
+    <w:lsdException w:name="Unresolved Mention" w:semiHidden="1" w:uiPriority="99" w:unhideWhenUsed="1"/>
+    <w:lsdException w:name="Smart Link" w:semiHidden="1" w:uiPriority="99" w:unhideWhenUsed="1"/>
   </w:latentStyles>
-  <w:style w:type="paragraph" w:styleId="Normal" w:default="1">
+  <w:style w:type="paragraph" w:default="1" w:styleId="Normal">
     <w:name w:val="Normal"/>
     <w:qFormat/>
     <w:rPr>
-      <w:rFonts w:asciiTheme="minorHAnsi" w:hAnsiTheme="minorHAnsi" w:eastAsiaTheme="minorEastAsia" w:cstheme="minorBidi"/>
+      <w:rFonts w:asciiTheme="minorHAnsi" w:eastAsiaTheme="minorEastAsia" w:hAnsiTheme="minorHAnsi" w:cstheme="minorBidi"/>
       <w:lang w:eastAsia="zh-CN"/>
     </w:rPr>
   </w:style>
@@ -1583,7 +1604,7 @@
       <w:outlineLvl w:val="0"/>
     </w:pPr>
     <w:rPr>
-      <w:rFonts w:hint="eastAsia" w:ascii="SimSun" w:hAnsi="SimSun"/>
+      <w:rFonts w:ascii="SimSun" w:hAnsi="SimSun" w:hint="eastAsia"/>
       <w:b/>
       <w:bCs/>
       <w:kern w:val="44"/>
@@ -1592,13 +1613,13 @@
       <w:lang w:eastAsia="zh-CN"/>
     </w:rPr>
   </w:style>
-  <w:style w:type="character" w:styleId="DefaultParagraphFont" w:default="1">
+  <w:style w:type="character" w:default="1" w:styleId="DefaultParagraphFont">
     <w:name w:val="Default Paragraph Font"/>
     <w:uiPriority w:val="1"/>
     <w:semiHidden/>
     <w:unhideWhenUsed/>
   </w:style>
-  <w:style w:type="table" w:styleId="TableNormal" w:default="1">
+  <w:style w:type="table" w:default="1" w:styleId="TableNormal">
     <w:name w:val="Normal Table"/>
     <w:uiPriority w:val="99"/>
     <w:semiHidden/>
@@ -1613,7 +1634,7 @@
       </w:tblCellMar>
     </w:tblPr>
   </w:style>
-  <w:style w:type="numbering" w:styleId="NoList" w:default="1">
+  <w:style w:type="numbering" w:default="1" w:styleId="NoList">
     <w:name w:val="No List"/>
     <w:uiPriority w:val="99"/>
     <w:semiHidden/>
